--- a/minutes/Minute-09.docx
+++ b/minutes/Minute-09.docx
@@ -31,7 +31,7 @@
         <w:rPr>
           <w:bCs/>
         </w:rPr>
-        <w:t>Date: 2026-08-03</w:t>
+        <w:t>Date: 2026-08-06</w:t>
       </w:r>
     </w:p>
     <w:tbl>
@@ -73,7 +73,7 @@
               <w:rPr>
                 <w:rFonts w:eastAsia="Aptos"/>
                 <w:bCs/>
-                <w:sz w:val="22"/>
+                <w:sz w:val="20"/>
                 <w:szCs w:val="22"/>
               </w:rPr>
               <w:t>PROJECT NAME:</w:t>
@@ -103,7 +103,7 @@
               <w:rPr>
                 <w:rFonts w:eastAsia="Aptos"/>
                 <w:bCs/>
-                <w:sz w:val="22"/>
+                <w:sz w:val="20"/>
                 <w:szCs w:val="22"/>
               </w:rPr>
               <w:t>Plagiarism Detector</w:t>
@@ -159,7 +159,7 @@
               <w:rPr>
                 <w:rFonts w:eastAsia="Aptos"/>
                 <w:bCs/>
-                <w:sz w:val="22"/>
+                <w:sz w:val="20"/>
                 <w:szCs w:val="22"/>
               </w:rPr>
               <w:t>SUPERVISOR:</w:t>
@@ -189,7 +189,7 @@
               <w:rPr>
                 <w:rFonts w:eastAsia="Aptos"/>
                 <w:bCs/>
-                <w:sz w:val="22"/>
+                <w:sz w:val="20"/>
                 <w:szCs w:val="22"/>
               </w:rPr>
               <w:t>Er. Prativa Ny</w:t>
@@ -198,7 +198,7 @@
               <w:rPr>
                 <w:rFonts w:eastAsia="Aptos"/>
                 <w:bCs/>
-                <w:sz w:val="22"/>
+                <w:sz w:val="20"/>
                 <w:szCs w:val="22"/>
               </w:rPr>
               <w:t>a</w:t>
@@ -207,7 +207,7 @@
               <w:rPr>
                 <w:rFonts w:eastAsia="Aptos"/>
                 <w:bCs/>
-                <w:sz w:val="22"/>
+                <w:sz w:val="20"/>
                 <w:szCs w:val="22"/>
               </w:rPr>
               <w:t>upane</w:t>
@@ -263,7 +263,7 @@
               <w:rPr>
                 <w:rFonts w:eastAsia="Aptos"/>
                 <w:bCs/>
-                <w:sz w:val="22"/>
+                <w:sz w:val="20"/>
                 <w:szCs w:val="22"/>
               </w:rPr>
               <w:t>TEAM LEADER (TL):</w:t>
@@ -293,7 +293,7 @@
               <w:rPr>
                 <w:rFonts w:eastAsia="Aptos"/>
                 <w:bCs/>
-                <w:sz w:val="22"/>
+                <w:sz w:val="20"/>
                 <w:szCs w:val="22"/>
               </w:rPr>
               <w:t>Neon Neupane</w:t>
@@ -349,7 +349,7 @@
               <w:rPr>
                 <w:rFonts w:eastAsia="Aptos"/>
                 <w:bCs/>
-                <w:sz w:val="22"/>
+                <w:sz w:val="20"/>
                 <w:szCs w:val="22"/>
               </w:rPr>
               <w:t>MEMBER(M1):</w:t>
@@ -379,7 +379,7 @@
               <w:rPr>
                 <w:rFonts w:eastAsia="Aptos"/>
                 <w:bCs/>
-                <w:sz w:val="22"/>
+                <w:sz w:val="20"/>
                 <w:szCs w:val="22"/>
               </w:rPr>
               <w:t>Bishal Acharya</w:t>
@@ -435,7 +435,7 @@
               <w:rPr>
                 <w:rFonts w:eastAsia="Aptos"/>
                 <w:bCs/>
-                <w:sz w:val="22"/>
+                <w:sz w:val="20"/>
                 <w:szCs w:val="22"/>
               </w:rPr>
               <w:t>MEMBER(M2):</w:t>
@@ -465,7 +465,7 @@
               <w:rPr>
                 <w:rFonts w:eastAsia="Aptos"/>
                 <w:bCs/>
-                <w:sz w:val="22"/>
+                <w:sz w:val="20"/>
                 <w:szCs w:val="22"/>
               </w:rPr>
               <w:t>Nabin Giri</w:t>
@@ -521,7 +521,7 @@
               <w:rPr>
                 <w:rFonts w:eastAsia="Aptos"/>
                 <w:bCs/>
-                <w:sz w:val="22"/>
+                <w:sz w:val="20"/>
                 <w:szCs w:val="22"/>
               </w:rPr>
               <w:t>PROGRESS CHECK:</w:t>
@@ -550,7 +550,7 @@
             <w:r>
               <w:rPr>
                 <w:rFonts w:eastAsia="Aptos"/>
-                <w:sz w:val="22"/>
+                <w:sz w:val="20"/>
                 <w:szCs w:val="22"/>
               </w:rPr>
               <w:t>(Tick ✓ in appropriate box)</w:t>
@@ -632,7 +632,7 @@
                 <w:rFonts w:asciiTheme="majorHAnsi" w:eastAsia="Aptos" w:hAnsiTheme="majorHAnsi" w:cstheme="majorHAnsi"/>
                 <w:b/>
                 <w:bCs/>
-                <w:sz w:val="22"/>
+                <w:sz w:val="20"/>
                 <w:szCs w:val="22"/>
               </w:rPr>
               <w:t>_________________________________________________________</w:t>
@@ -651,7 +651,7 @@
             <w:r>
               <w:rPr>
                 <w:rFonts w:asciiTheme="majorHAnsi" w:eastAsia="Aptos" w:hAnsiTheme="majorHAnsi" w:cstheme="majorHAnsi"/>
-                <w:sz w:val="22"/>
+                <w:sz w:val="20"/>
                 <w:szCs w:val="22"/>
               </w:rPr>
               <w:t xml:space="preserve">     </w:t>
@@ -661,7 +661,7 @@
                 <w:rFonts w:asciiTheme="majorHAnsi" w:eastAsia="Aptos" w:hAnsiTheme="majorHAnsi" w:cstheme="majorHAnsi"/>
                 <w:b/>
                 <w:bCs/>
-                <w:sz w:val="22"/>
+                <w:sz w:val="20"/>
                 <w:szCs w:val="22"/>
               </w:rPr>
               <w:t>[ ]</w:t>
@@ -669,7 +669,7 @@
             <w:r>
               <w:rPr>
                 <w:rFonts w:asciiTheme="majorHAnsi" w:eastAsia="Aptos" w:hAnsiTheme="majorHAnsi" w:cstheme="majorHAnsi"/>
-                <w:sz w:val="22"/>
+                <w:sz w:val="20"/>
                 <w:szCs w:val="22"/>
               </w:rPr>
               <w:t xml:space="preserve"> 5 </w:t>
@@ -679,7 +679,7 @@
                 <w:rFonts w:asciiTheme="majorHAnsi" w:eastAsia="Aptos" w:hAnsiTheme="majorHAnsi" w:cstheme="majorHAnsi"/>
                 <w:b/>
                 <w:bCs/>
-                <w:sz w:val="22"/>
+                <w:sz w:val="20"/>
                 <w:szCs w:val="22"/>
               </w:rPr>
               <w:t>[ ]</w:t>
@@ -687,7 +687,7 @@
             <w:r>
               <w:rPr>
                 <w:rFonts w:asciiTheme="majorHAnsi" w:eastAsia="Aptos" w:hAnsiTheme="majorHAnsi" w:cstheme="majorHAnsi"/>
-                <w:sz w:val="22"/>
+                <w:sz w:val="20"/>
                 <w:szCs w:val="22"/>
               </w:rPr>
               <w:t xml:space="preserve"> 10 </w:t>
@@ -697,7 +697,7 @@
                 <w:rFonts w:asciiTheme="majorHAnsi" w:eastAsia="Aptos" w:hAnsiTheme="majorHAnsi" w:cstheme="majorHAnsi"/>
                 <w:b/>
                 <w:bCs/>
-                <w:sz w:val="22"/>
+                <w:sz w:val="20"/>
                 <w:szCs w:val="22"/>
               </w:rPr>
               <w:t>[ ]</w:t>
@@ -705,7 +705,7 @@
             <w:r>
               <w:rPr>
                 <w:rFonts w:asciiTheme="majorHAnsi" w:eastAsia="Aptos" w:hAnsiTheme="majorHAnsi" w:cstheme="majorHAnsi"/>
-                <w:sz w:val="22"/>
+                <w:sz w:val="20"/>
                 <w:szCs w:val="22"/>
               </w:rPr>
               <w:t xml:space="preserve"> 15 </w:t>
@@ -715,7 +715,7 @@
                 <w:rFonts w:asciiTheme="majorHAnsi" w:eastAsia="Aptos" w:hAnsiTheme="majorHAnsi" w:cstheme="majorHAnsi"/>
                 <w:b/>
                 <w:bCs/>
-                <w:sz w:val="22"/>
+                <w:sz w:val="20"/>
                 <w:szCs w:val="22"/>
               </w:rPr>
               <w:t>[ ]</w:t>
@@ -723,7 +723,7 @@
             <w:r>
               <w:rPr>
                 <w:rFonts w:asciiTheme="majorHAnsi" w:eastAsia="Aptos" w:hAnsiTheme="majorHAnsi" w:cstheme="majorHAnsi"/>
-                <w:sz w:val="22"/>
+                <w:sz w:val="20"/>
                 <w:szCs w:val="22"/>
               </w:rPr>
               <w:t xml:space="preserve"> 20 </w:t>
@@ -733,7 +733,7 @@
                 <w:rFonts w:asciiTheme="majorHAnsi" w:eastAsia="Aptos" w:hAnsiTheme="majorHAnsi" w:cstheme="majorHAnsi"/>
                 <w:b/>
                 <w:bCs/>
-                <w:sz w:val="22"/>
+                <w:sz w:val="20"/>
                 <w:szCs w:val="22"/>
               </w:rPr>
               <w:t>[ ]</w:t>
@@ -741,7 +741,7 @@
             <w:r>
               <w:rPr>
                 <w:rFonts w:asciiTheme="majorHAnsi" w:eastAsia="Aptos" w:hAnsiTheme="majorHAnsi" w:cstheme="majorHAnsi"/>
-                <w:sz w:val="22"/>
+                <w:sz w:val="20"/>
                 <w:szCs w:val="22"/>
               </w:rPr>
               <w:t xml:space="preserve"> 25 </w:t>
@@ -751,7 +751,7 @@
                 <w:rFonts w:asciiTheme="majorHAnsi" w:eastAsia="Aptos" w:hAnsiTheme="majorHAnsi" w:cstheme="majorHAnsi"/>
                 <w:b/>
                 <w:bCs/>
-                <w:sz w:val="22"/>
+                <w:sz w:val="20"/>
                 <w:szCs w:val="22"/>
               </w:rPr>
               <w:t>[ ]</w:t>
@@ -759,7 +759,7 @@
             <w:r>
               <w:rPr>
                 <w:rFonts w:asciiTheme="majorHAnsi" w:eastAsia="Aptos" w:hAnsiTheme="majorHAnsi" w:cstheme="majorHAnsi"/>
-                <w:sz w:val="22"/>
+                <w:sz w:val="20"/>
                 <w:szCs w:val="22"/>
               </w:rPr>
               <w:t xml:space="preserve"> 30 </w:t>
@@ -769,7 +769,7 @@
                 <w:rFonts w:asciiTheme="majorHAnsi" w:eastAsia="Aptos" w:hAnsiTheme="majorHAnsi" w:cstheme="majorHAnsi"/>
                 <w:b/>
                 <w:bCs/>
-                <w:sz w:val="22"/>
+                <w:sz w:val="20"/>
                 <w:szCs w:val="22"/>
               </w:rPr>
               <w:t>[ ]</w:t>
@@ -777,7 +777,7 @@
             <w:r>
               <w:rPr>
                 <w:rFonts w:asciiTheme="majorHAnsi" w:eastAsia="Aptos" w:hAnsiTheme="majorHAnsi" w:cstheme="majorHAnsi"/>
-                <w:sz w:val="22"/>
+                <w:sz w:val="20"/>
                 <w:szCs w:val="22"/>
               </w:rPr>
               <w:t xml:space="preserve"> 35 </w:t>
@@ -787,7 +787,7 @@
                 <w:rFonts w:asciiTheme="majorHAnsi" w:eastAsia="Aptos" w:hAnsiTheme="majorHAnsi" w:cstheme="majorHAnsi"/>
                 <w:b/>
                 <w:bCs/>
-                <w:sz w:val="22"/>
+                <w:sz w:val="20"/>
                 <w:szCs w:val="22"/>
               </w:rPr>
               <w:t>[ ]</w:t>
@@ -795,7 +795,7 @@
             <w:r>
               <w:rPr>
                 <w:rFonts w:asciiTheme="majorHAnsi" w:eastAsia="Aptos" w:hAnsiTheme="majorHAnsi" w:cstheme="majorHAnsi"/>
-                <w:sz w:val="22"/>
+                <w:sz w:val="20"/>
                 <w:szCs w:val="22"/>
               </w:rPr>
               <w:t xml:space="preserve"> 40 </w:t>
@@ -805,7 +805,7 @@
                 <w:rFonts w:asciiTheme="majorHAnsi" w:eastAsia="Aptos" w:hAnsiTheme="majorHAnsi" w:cstheme="majorHAnsi"/>
                 <w:b/>
                 <w:bCs/>
-                <w:sz w:val="22"/>
+                <w:sz w:val="20"/>
                 <w:szCs w:val="22"/>
               </w:rPr>
               <w:t>[ ]</w:t>
@@ -813,7 +813,7 @@
             <w:r>
               <w:rPr>
                 <w:rFonts w:asciiTheme="majorHAnsi" w:eastAsia="Aptos" w:hAnsiTheme="majorHAnsi" w:cstheme="majorHAnsi"/>
-                <w:sz w:val="22"/>
+                <w:sz w:val="20"/>
                 <w:szCs w:val="22"/>
               </w:rPr>
               <w:t xml:space="preserve"> 45 </w:t>
@@ -823,7 +823,7 @@
                 <w:rFonts w:asciiTheme="majorHAnsi" w:eastAsia="Aptos" w:hAnsiTheme="majorHAnsi" w:cstheme="majorHAnsi"/>
                 <w:b/>
                 <w:bCs/>
-                <w:sz w:val="22"/>
+                <w:sz w:val="20"/>
                 <w:szCs w:val="22"/>
               </w:rPr>
               <w:t>[ ]</w:t>
@@ -831,7 +831,7 @@
             <w:r>
               <w:rPr>
                 <w:rFonts w:asciiTheme="majorHAnsi" w:eastAsia="Aptos" w:hAnsiTheme="majorHAnsi" w:cstheme="majorHAnsi"/>
-                <w:sz w:val="22"/>
+                <w:sz w:val="20"/>
                 <w:szCs w:val="22"/>
               </w:rPr>
               <w:t xml:space="preserve"> 50 </w:t>
@@ -841,7 +841,7 @@
                 <w:rFonts w:asciiTheme="majorHAnsi" w:eastAsia="Aptos" w:hAnsiTheme="majorHAnsi" w:cstheme="majorHAnsi"/>
                 <w:b/>
                 <w:bCs/>
-                <w:sz w:val="22"/>
+                <w:sz w:val="20"/>
                 <w:szCs w:val="22"/>
               </w:rPr>
               <w:t>[ ]</w:t>
@@ -849,7 +849,7 @@
             <w:r>
               <w:rPr>
                 <w:rFonts w:asciiTheme="majorHAnsi" w:eastAsia="Aptos" w:hAnsiTheme="majorHAnsi" w:cstheme="majorHAnsi"/>
-                <w:sz w:val="22"/>
+                <w:sz w:val="20"/>
                 <w:szCs w:val="22"/>
               </w:rPr>
               <w:t xml:space="preserve"> 55 </w:t>
@@ -859,7 +859,7 @@
                 <w:rFonts w:asciiTheme="majorHAnsi" w:eastAsia="Aptos" w:hAnsiTheme="majorHAnsi" w:cstheme="majorHAnsi"/>
                 <w:b/>
                 <w:bCs/>
-                <w:sz w:val="22"/>
+                <w:sz w:val="20"/>
                 <w:szCs w:val="22"/>
               </w:rPr>
               <w:t>[ ]</w:t>
@@ -867,7 +867,7 @@
             <w:r>
               <w:rPr>
                 <w:rFonts w:asciiTheme="majorHAnsi" w:eastAsia="Aptos" w:hAnsiTheme="majorHAnsi" w:cstheme="majorHAnsi"/>
-                <w:sz w:val="22"/>
+                <w:sz w:val="20"/>
                 <w:szCs w:val="22"/>
               </w:rPr>
               <w:t xml:space="preserve"> 60 </w:t>
@@ -877,7 +877,7 @@
                 <w:rFonts w:asciiTheme="majorHAnsi" w:eastAsia="Aptos" w:hAnsiTheme="majorHAnsi" w:cstheme="majorHAnsi"/>
                 <w:b/>
                 <w:bCs/>
-                <w:sz w:val="22"/>
+                <w:sz w:val="20"/>
                 <w:szCs w:val="22"/>
               </w:rPr>
               <w:t>[ ]</w:t>
@@ -885,7 +885,7 @@
             <w:r>
               <w:rPr>
                 <w:rFonts w:asciiTheme="majorHAnsi" w:eastAsia="Aptos" w:hAnsiTheme="majorHAnsi" w:cstheme="majorHAnsi"/>
-                <w:sz w:val="22"/>
+                <w:sz w:val="20"/>
                 <w:szCs w:val="22"/>
               </w:rPr>
               <w:t xml:space="preserve"> 65 </w:t>
@@ -895,7 +895,7 @@
                 <w:rFonts w:asciiTheme="majorHAnsi" w:eastAsia="Aptos" w:hAnsiTheme="majorHAnsi" w:cstheme="majorHAnsi"/>
                 <w:b/>
                 <w:bCs/>
-                <w:sz w:val="22"/>
+                <w:sz w:val="20"/>
                 <w:szCs w:val="22"/>
               </w:rPr>
               <w:t>[ ]</w:t>
@@ -903,7 +903,7 @@
             <w:r>
               <w:rPr>
                 <w:rFonts w:asciiTheme="majorHAnsi" w:eastAsia="Aptos" w:hAnsiTheme="majorHAnsi" w:cstheme="majorHAnsi"/>
-                <w:sz w:val="22"/>
+                <w:sz w:val="20"/>
                 <w:szCs w:val="22"/>
               </w:rPr>
               <w:t xml:space="preserve"> 70 </w:t>
@@ -913,7 +913,7 @@
                 <w:rFonts w:asciiTheme="majorHAnsi" w:eastAsia="Aptos" w:hAnsiTheme="majorHAnsi" w:cstheme="majorHAnsi"/>
                 <w:b/>
                 <w:bCs/>
-                <w:sz w:val="22"/>
+                <w:sz w:val="20"/>
                 <w:szCs w:val="22"/>
               </w:rPr>
               <w:t>[ ]</w:t>
@@ -921,7 +921,7 @@
             <w:r>
               <w:rPr>
                 <w:rFonts w:asciiTheme="majorHAnsi" w:eastAsia="Aptos" w:hAnsiTheme="majorHAnsi" w:cstheme="majorHAnsi"/>
-                <w:sz w:val="22"/>
+                <w:sz w:val="20"/>
                 <w:szCs w:val="22"/>
               </w:rPr>
               <w:t xml:space="preserve"> 75 </w:t>
@@ -931,7 +931,7 @@
                 <w:rFonts w:asciiTheme="majorHAnsi" w:eastAsia="Aptos" w:hAnsiTheme="majorHAnsi" w:cstheme="majorHAnsi"/>
                 <w:b/>
                 <w:bCs/>
-                <w:sz w:val="22"/>
+                <w:sz w:val="20"/>
                 <w:szCs w:val="22"/>
               </w:rPr>
               <w:t>[ ]</w:t>
@@ -939,7 +939,7 @@
             <w:r>
               <w:rPr>
                 <w:rFonts w:asciiTheme="majorHAnsi" w:eastAsia="Aptos" w:hAnsiTheme="majorHAnsi" w:cstheme="majorHAnsi"/>
-                <w:sz w:val="22"/>
+                <w:sz w:val="20"/>
                 <w:szCs w:val="22"/>
               </w:rPr>
               <w:t xml:space="preserve"> 80 </w:t>
@@ -949,7 +949,7 @@
                 <w:rFonts w:asciiTheme="majorHAnsi" w:eastAsia="Aptos" w:hAnsiTheme="majorHAnsi" w:cstheme="majorHAnsi"/>
                 <w:b/>
                 <w:bCs/>
-                <w:sz w:val="22"/>
+                <w:sz w:val="20"/>
                 <w:szCs w:val="22"/>
               </w:rPr>
               <w:t>[ ]</w:t>
@@ -957,7 +957,7 @@
             <w:r>
               <w:rPr>
                 <w:rFonts w:asciiTheme="majorHAnsi" w:eastAsia="Aptos" w:hAnsiTheme="majorHAnsi" w:cstheme="majorHAnsi"/>
-                <w:sz w:val="22"/>
+                <w:sz w:val="20"/>
                 <w:szCs w:val="22"/>
               </w:rPr>
               <w:t xml:space="preserve"> 85 </w:t>
@@ -967,7 +967,7 @@
                 <w:rFonts w:asciiTheme="majorHAnsi" w:eastAsia="Aptos" w:hAnsiTheme="majorHAnsi" w:cstheme="majorHAnsi"/>
                 <w:b/>
                 <w:bCs/>
-                <w:sz w:val="22"/>
+                <w:sz w:val="20"/>
                 <w:szCs w:val="22"/>
               </w:rPr>
               <w:t>[ ]</w:t>
@@ -975,7 +975,7 @@
             <w:r>
               <w:rPr>
                 <w:rFonts w:asciiTheme="majorHAnsi" w:eastAsia="Aptos" w:hAnsiTheme="majorHAnsi" w:cstheme="majorHAnsi"/>
-                <w:sz w:val="22"/>
+                <w:sz w:val="20"/>
                 <w:szCs w:val="22"/>
               </w:rPr>
               <w:t xml:space="preserve"> 90 </w:t>
@@ -985,7 +985,7 @@
                 <w:rFonts w:asciiTheme="majorHAnsi" w:eastAsia="Aptos" w:hAnsiTheme="majorHAnsi" w:cstheme="majorHAnsi"/>
                 <w:b/>
                 <w:bCs/>
-                <w:sz w:val="22"/>
+                <w:sz w:val="20"/>
                 <w:szCs w:val="22"/>
               </w:rPr>
               <w:t>[ ]</w:t>
@@ -993,7 +993,7 @@
             <w:r>
               <w:rPr>
                 <w:rFonts w:asciiTheme="majorHAnsi" w:eastAsia="Aptos" w:hAnsiTheme="majorHAnsi" w:cstheme="majorHAnsi"/>
-                <w:sz w:val="22"/>
+                <w:sz w:val="20"/>
                 <w:szCs w:val="22"/>
               </w:rPr>
               <w:t xml:space="preserve"> 95 </w:t>
@@ -1003,7 +1003,7 @@
                 <w:rFonts w:asciiTheme="majorHAnsi" w:eastAsia="Aptos" w:hAnsiTheme="majorHAnsi" w:cstheme="majorHAnsi"/>
                 <w:b/>
                 <w:bCs/>
-                <w:sz w:val="22"/>
+                <w:sz w:val="20"/>
                 <w:szCs w:val="22"/>
               </w:rPr>
               <w:t>[ ]</w:t>
@@ -1011,7 +1011,7 @@
             <w:r>
               <w:rPr>
                 <w:rFonts w:asciiTheme="majorHAnsi" w:eastAsia="Aptos" w:hAnsiTheme="majorHAnsi" w:cstheme="majorHAnsi"/>
-                <w:sz w:val="22"/>
+                <w:sz w:val="20"/>
                 <w:szCs w:val="22"/>
               </w:rPr>
               <w:t> 100</w:t>
@@ -1056,7 +1056,7 @@
               <w:rPr>
                 <w:rFonts w:eastAsia="Aptos"/>
                 <w:bCs/>
-                <w:sz w:val="22"/>
+                <w:sz w:val="20"/>
                 <w:szCs w:val="22"/>
               </w:rPr>
               <w:t>AGENDA:</w:t>
@@ -1091,7 +1091,7 @@
               <w:rPr>
                 <w:rFonts w:eastAsia="Aptos"/>
                 <w:bCs/>
-                <w:sz w:val="22"/>
+                <w:sz w:val="20"/>
                 <w:szCs w:val="22"/>
                 <w:lang w:val="en-US"/>
               </w:rPr>
@@ -1116,7 +1116,7 @@
               <w:rPr>
                 <w:rFonts w:eastAsia="Aptos"/>
                 <w:bCs/>
-                <w:sz w:val="22"/>
+                <w:sz w:val="20"/>
                 <w:szCs w:val="22"/>
                 <w:lang w:val="en-US"/>
               </w:rPr>
@@ -1141,7 +1141,7 @@
               <w:rPr>
                 <w:rFonts w:eastAsia="Aptos"/>
                 <w:bCs/>
-                <w:sz w:val="22"/>
+                <w:sz w:val="20"/>
                 <w:szCs w:val="22"/>
                 <w:lang w:val="en-US"/>
               </w:rPr>
@@ -1166,7 +1166,7 @@
               <w:rPr>
                 <w:rFonts w:eastAsia="Aptos"/>
                 <w:bCs/>
-                <w:sz w:val="22"/>
+                <w:sz w:val="20"/>
                 <w:szCs w:val="22"/>
                 <w:lang w:val="en-US"/>
               </w:rPr>
@@ -1223,7 +1223,7 @@
               <w:rPr>
                 <w:rFonts w:eastAsia="Aptos"/>
                 <w:bCs/>
-                <w:sz w:val="22"/>
+                <w:sz w:val="20"/>
                 <w:szCs w:val="22"/>
               </w:rPr>
               <w:t>DISCUSSION:</w:t>
@@ -1253,7 +1253,7 @@
               <w:rPr>
                 <w:rFonts w:eastAsia="Aptos"/>
                 <w:bCs/>
-                <w:sz w:val="22"/>
+                <w:sz w:val="20"/>
                 <w:szCs w:val="22"/>
               </w:rPr>
               <w:t>The team reported on the progress presentation held on Shrawan 12. The panel was satisfied with the working demonstration and asked two questions, the first on how the system decides that a sentence is copied and the second on whether Nepali text can be handled. The team answered that the cosine similarity of the two sentence vectors is compared against a threshold of 0.7, which was fixed experimentally on the sample documents, and accepted that only English is handled at present. The slowness reported in the previous meeting has been removed. A document is now cut into chunks of a few sentences which are encoded in batches, and every sentence that has already been encoded is reused from a cache instead of being encoded again for each pair, since the same sentences repeat across the pairs of the matrix. Chunking also fixed a second problem that was found while measuring, that is, the tail of a long document used to be cut off because it did not fit in the input of the model. The measurement was taken on a batch of ten documents of about two thousand six hundred words each, that is one thousand three hundred and thirty five sentences in total with all forty five pairs highlighted, and the time on the same machine came down from twenty seven seconds to five seconds, which is about five times faster. The interface was also made usable on a small screen, with the row labels of the matrix staying in place while it scrolls sideways. The supervisor asked the team to record both timings in the report, to add Nepali support next, and to start writing the report now.</w:t>
@@ -1344,7 +1344,7 @@
               <w:rPr>
                 <w:rFonts w:eastAsia="Aptos"/>
                 <w:bCs/>
-                <w:sz w:val="22"/>
+                <w:sz w:val="20"/>
                 <w:szCs w:val="22"/>
                 <w:u w:val="single"/>
               </w:rPr>
@@ -1372,7 +1372,7 @@
               <w:rPr>
                 <w:rFonts w:eastAsia="Aptos"/>
                 <w:bCs/>
-                <w:sz w:val="22"/>
+                <w:sz w:val="20"/>
                 <w:szCs w:val="22"/>
                 <w:u w:val="single"/>
               </w:rPr>
@@ -1399,7 +1399,7 @@
               <w:rPr>
                 <w:rFonts w:eastAsia="Aptos"/>
                 <w:bCs/>
-                <w:sz w:val="22"/>
+                <w:sz w:val="20"/>
                 <w:szCs w:val="22"/>
                 <w:u w:val="single"/>
               </w:rPr>
@@ -1429,10 +1429,10 @@
               <w:rPr>
                 <w:rFonts w:eastAsia="Aptos"/>
                 <w:bCs/>
-                <w:sz w:val="22"/>
-                <w:szCs w:val="22"/>
-              </w:rPr>
-              <w:t>Removed the slowness of the comparison by cutting documents into chunks, encoding them in batches and caching the sentence vectors so that each sentence is encoded once for the whole request, measured the time before and after the change, and wrote the full project guide covering the setup, the training and the demonstration.</w:t>
+                <w:sz w:val="20"/>
+                <w:szCs w:val="22"/>
+              </w:rPr>
+              <w:t>Removed the slowness of the comparison by cutting the documents into chunks, encoding them in batches and caching the sentence vectors so that each sentence is encoded once for the whole request, measured the time before and after the change, and wrote the full project guide.</w:t>
             </w:r>
           </w:p>
         </w:tc>
@@ -1453,34 +1453,34 @@
               <w:rPr>
                 <w:rFonts w:eastAsia="Aptos"/>
                 <w:bCs/>
-                <w:sz w:val="22"/>
+                <w:sz w:val="20"/>
+                <w:szCs w:val="22"/>
+              </w:rPr>
+              <w:t>Reported that the tail of a long document was never reaching the model because it did not fit the input window, and checked both engines on the Nepali sample, where he found that the sentences were not being split because Nepali closes a sentence with the danda.</w:t>
+            </w:r>
+          </w:p>
+        </w:tc>
+        <w:tc>
+          <w:tcPr>
+            <w:tcW w:w="3091" w:type="dxa"/>
+          </w:tcPr>
+          <w:p>
+            <w:pPr>
+              <w:spacing w:after="0" w:line="240" w:lineRule="auto"/>
+              <w:rPr>
+                <w:bCs/>
+                <w:sz w:val="22"/>
+                <w:szCs w:val="22"/>
+              </w:rPr>
+            </w:pPr>
+            <w:r>
+              <w:rPr>
+                <w:rFonts w:eastAsia="Aptos"/>
+                <w:bCs/>
+                <w:sz w:val="20"/>
                 <w:szCs w:val="22"/>
               </w:rPr>
               <w:t>Made the result screens usable on a small screen, that is, the matrix now scrolls sideways while the row labels stay in place, the cells and the cards resize, and the document key is listed in columns instead of one long line.</w:t>
-            </w:r>
-          </w:p>
-        </w:tc>
-        <w:tc>
-          <w:tcPr>
-            <w:tcW w:w="3091" w:type="dxa"/>
-          </w:tcPr>
-          <w:p>
-            <w:pPr>
-              <w:spacing w:after="0" w:line="240" w:lineRule="auto"/>
-              <w:rPr>
-                <w:bCs/>
-                <w:sz w:val="22"/>
-                <w:szCs w:val="22"/>
-              </w:rPr>
-            </w:pPr>
-            <w:r>
-              <w:rPr>
-                <w:rFonts w:eastAsia="Aptos"/>
-                <w:bCs/>
-                <w:sz w:val="22"/>
-                <w:szCs w:val="22"/>
-              </w:rPr>
-              <w:t>Prepared the Nepali sample document and tested the system with it, reported that the sentences were not being split because Nepali ends a sentence with the danda, and retested the whole flow after the speed related changes.</w:t>
             </w:r>
           </w:p>
         </w:tc>
@@ -1545,7 +1545,7 @@
               <w:rPr>
                 <w:rFonts w:eastAsia="Aptos"/>
                 <w:bCs/>
-                <w:sz w:val="22"/>
+                <w:sz w:val="20"/>
                 <w:szCs w:val="22"/>
                 <w:u w:val="single"/>
               </w:rPr>
@@ -1572,7 +1572,7 @@
               <w:rPr>
                 <w:rFonts w:eastAsia="Aptos"/>
                 <w:bCs/>
-                <w:sz w:val="22"/>
+                <w:sz w:val="20"/>
                 <w:szCs w:val="22"/>
                 <w:u w:val="single"/>
               </w:rPr>
@@ -1599,7 +1599,7 @@
               <w:rPr>
                 <w:rFonts w:eastAsia="Aptos"/>
                 <w:bCs/>
-                <w:sz w:val="22"/>
+                <w:sz w:val="20"/>
                 <w:szCs w:val="22"/>
                 <w:u w:val="single"/>
               </w:rPr>
@@ -1629,10 +1629,10 @@
               <w:rPr>
                 <w:rFonts w:eastAsia="Aptos"/>
                 <w:bCs/>
-                <w:sz w:val="22"/>
-                <w:szCs w:val="22"/>
-              </w:rPr>
-              <w:t>Add support for Devanagari text in the preprocessing and in the OCR, and make every failed upload return a clear message instead of a server error.</w:t>
+                <w:sz w:val="20"/>
+                <w:szCs w:val="22"/>
+              </w:rPr>
+              <w:t>Add support for Devanagari text in the preprocessing and in the OCR language selection, make every failed upload return a clear message instead of a server error, write the tests for the services and the user manual, and carry out the acceptance testing.</w:t>
             </w:r>
           </w:p>
         </w:tc>
@@ -1653,34 +1653,34 @@
               <w:rPr>
                 <w:rFonts w:eastAsia="Aptos"/>
                 <w:bCs/>
-                <w:sz w:val="22"/>
+                <w:sz w:val="20"/>
+                <w:szCs w:val="22"/>
+              </w:rPr>
+              <w:t>Produce the final evaluation numbers for the report, that is, the accuracy of the three engines on both corpora and the threshold at which each performs best.</w:t>
+            </w:r>
+          </w:p>
+        </w:tc>
+        <w:tc>
+          <w:tcPr>
+            <w:tcW w:w="3035" w:type="dxa"/>
+          </w:tcPr>
+          <w:p>
+            <w:pPr>
+              <w:spacing w:after="0" w:line="240" w:lineRule="auto"/>
+              <w:rPr>
+                <w:bCs/>
+                <w:sz w:val="22"/>
+                <w:szCs w:val="22"/>
+              </w:rPr>
+            </w:pPr>
+            <w:r>
+              <w:rPr>
+                <w:rFonts w:eastAsia="Aptos"/>
+                <w:bCs/>
+                <w:sz w:val="20"/>
                 <w:szCs w:val="22"/>
               </w:rPr>
               <w:t>Add the engine selection and the threshold control to the interface along with a legend that explains what the score means.</w:t>
-            </w:r>
-          </w:p>
-        </w:tc>
-        <w:tc>
-          <w:tcPr>
-            <w:tcW w:w="3035" w:type="dxa"/>
-          </w:tcPr>
-          <w:p>
-            <w:pPr>
-              <w:spacing w:after="0" w:line="240" w:lineRule="auto"/>
-              <w:rPr>
-                <w:bCs/>
-                <w:sz w:val="22"/>
-                <w:szCs w:val="22"/>
-              </w:rPr>
-            </w:pPr>
-            <w:r>
-              <w:rPr>
-                <w:rFonts w:eastAsia="Aptos"/>
-                <w:bCs/>
-                <w:sz w:val="22"/>
-                <w:szCs w:val="22"/>
-              </w:rPr>
-              <w:t>Write the tests for the services, prepare the user manual and carry out the acceptance testing with classmates and teachers.</w:t>
             </w:r>
           </w:p>
         </w:tc>
@@ -1761,7 +1761,7 @@
               <w:rPr>
                 <w:rFonts w:eastAsia="Aptos"/>
                 <w:bCs/>
-                <w:sz w:val="22"/>
+                <w:sz w:val="20"/>
                 <w:szCs w:val="22"/>
               </w:rPr>
               <w:t>_____________________</w:t>
@@ -1781,7 +1781,7 @@
               <w:rPr>
                 <w:rFonts w:eastAsia="Aptos"/>
                 <w:bCs/>
-                <w:sz w:val="22"/>
+                <w:sz w:val="20"/>
                 <w:szCs w:val="22"/>
               </w:rPr>
               <w:t>MEMBER 1</w:t>
@@ -1812,7 +1812,7 @@
               <w:rPr>
                 <w:rFonts w:eastAsia="Aptos"/>
                 <w:bCs/>
-                <w:sz w:val="22"/>
+                <w:sz w:val="20"/>
                 <w:szCs w:val="22"/>
               </w:rPr>
               <w:t>___________________</w:t>
@@ -1832,7 +1832,7 @@
               <w:rPr>
                 <w:rFonts w:eastAsia="Aptos"/>
                 <w:bCs/>
-                <w:sz w:val="22"/>
+                <w:sz w:val="20"/>
                 <w:szCs w:val="22"/>
               </w:rPr>
               <w:t>MEMBER 2</w:t>
@@ -1863,7 +1863,7 @@
               <w:rPr>
                 <w:rFonts w:eastAsia="Aptos"/>
                 <w:bCs/>
-                <w:sz w:val="22"/>
+                <w:sz w:val="20"/>
                 <w:szCs w:val="22"/>
               </w:rPr>
               <w:t>______________________</w:t>
@@ -1883,7 +1883,7 @@
               <w:rPr>
                 <w:rFonts w:eastAsia="Aptos"/>
                 <w:bCs/>
-                <w:sz w:val="22"/>
+                <w:sz w:val="20"/>
                 <w:szCs w:val="22"/>
               </w:rPr>
               <w:t>TEAM LEADER</w:t>
@@ -1941,7 +1941,7 @@
               <w:rPr>
                 <w:rFonts w:eastAsia="Aptos"/>
                 <w:bCs/>
-                <w:sz w:val="22"/>
+                <w:sz w:val="20"/>
                 <w:szCs w:val="22"/>
               </w:rPr>
               <w:t>___________________</w:t>
@@ -1961,7 +1961,7 @@
               <w:rPr>
                 <w:rFonts w:eastAsia="Aptos"/>
                 <w:bCs/>
-                <w:sz w:val="22"/>
+                <w:sz w:val="20"/>
                 <w:szCs w:val="22"/>
               </w:rPr>
               <w:t>SUPERVISOR</w:t>
@@ -1996,78 +1996,6 @@
       <w:pPr>
         <w:rPr>
           <w:bCs/>
-          <w:sz w:val="22"/>
-          <w:szCs w:val="22"/>
-        </w:rPr>
-      </w:pPr>
-    </w:p>
-    <w:p>
-      <w:pPr>
-        <w:rPr>
-          <w:b/>
-          <w:sz w:val="22"/>
-          <w:szCs w:val="22"/>
-        </w:rPr>
-      </w:pPr>
-      <w:r>
-        <w:rPr>
-          <w:b/>
-          <w:sz w:val="22"/>
-          <w:szCs w:val="22"/>
-        </w:rPr>
-        <w:t>NOTE:</w:t>
-      </w:r>
-    </w:p>
-    <w:p>
-      <w:pPr>
-        <w:rPr>
-          <w:sz w:val="22"/>
-          <w:szCs w:val="22"/>
-        </w:rPr>
-      </w:pPr>
-      <w:r>
-        <w:rPr>
-          <w:sz w:val="22"/>
-          <w:szCs w:val="22"/>
-        </w:rPr>
-        <w:t>Photo (all members &amp; supervisor included) must be attached with this minute during submission.</w:t>
-      </w:r>
-    </w:p>
-    <w:p>
-      <w:pPr>
-        <w:rPr>
-          <w:sz w:val="22"/>
-          <w:szCs w:val="22"/>
-        </w:rPr>
-      </w:pPr>
-    </w:p>
-    <w:p>
-      <w:pPr>
-        <w:rPr>
-          <w:sz w:val="22"/>
-          <w:szCs w:val="22"/>
-        </w:rPr>
-      </w:pPr>
-    </w:p>
-    <w:p>
-      <w:pPr>
-        <w:rPr>
-          <w:sz w:val="22"/>
-          <w:szCs w:val="22"/>
-        </w:rPr>
-      </w:pPr>
-    </w:p>
-    <w:p>
-      <w:pPr>
-        <w:rPr>
-          <w:sz w:val="22"/>
-          <w:szCs w:val="22"/>
-        </w:rPr>
-      </w:pPr>
-    </w:p>
-    <w:p>
-      <w:pPr>
-        <w:rPr>
           <w:sz w:val="22"/>
           <w:szCs w:val="22"/>
         </w:rPr>
@@ -2127,6 +2055,7 @@
             <w:r>
               <w:rPr>
                 <w:noProof/>
+                <w:sz w:val="20"/>
               </w:rPr>
               <w:pict w14:anchorId="2D7B4EBB">
                 <v:roundrect id="Rounded Rectangle 2" o:spid="_x0000_s1026" style="position:absolute;margin-left:-22.65pt;margin-top:-29.55pt;width:491.25pt;height:117pt;z-index:-503316478;visibility:visible;mso-wrap-style:square;mso-wrap-distance-left:.85pt;mso-wrap-distance-top:.8pt;mso-wrap-distance-right:.8pt;mso-wrap-distance-bottom:.85pt;mso-position-horizontal:absolute;mso-position-horizontal-relative:text;mso-position-vertical:absolute;mso-position-vertical-relative:text;v-text-anchor:top" arcsize="10923f" o:gfxdata="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" fillcolor="white [3212]" strokecolor="gray" strokeweight="1.5pt">
@@ -2137,7 +2066,7 @@
             <w:r>
               <w:rPr>
                 <w:rFonts w:eastAsia="Aptos"/>
-                <w:sz w:val="22"/>
+                <w:sz w:val="20"/>
                 <w:szCs w:val="22"/>
               </w:rPr>
               <w:t>INDIVIDUAL MARKING (5):</w:t>
@@ -2166,7 +2095,7 @@
             <w:r>
               <w:rPr>
                 <w:rFonts w:eastAsia="Aptos"/>
-                <w:sz w:val="22"/>
+                <w:sz w:val="20"/>
                 <w:szCs w:val="22"/>
                 <w:u w:val="single"/>
               </w:rPr>
@@ -2191,7 +2120,7 @@
             <w:r>
               <w:rPr>
                 <w:rFonts w:eastAsia="Aptos"/>
-                <w:sz w:val="22"/>
+                <w:sz w:val="20"/>
                 <w:szCs w:val="22"/>
                 <w:u w:val="single"/>
               </w:rPr>
@@ -2216,7 +2145,7 @@
             <w:r>
               <w:rPr>
                 <w:rFonts w:eastAsia="Aptos"/>
-                <w:sz w:val="22"/>
+                <w:sz w:val="20"/>
                 <w:szCs w:val="22"/>
                 <w:u w:val="single"/>
               </w:rPr>
@@ -2282,10 +2211,19 @@
         </w:tc>
       </w:tr>
     </w:tbl>
-    <w:p/>
+    <w:p>
+      <w:pPr>
+        <w:spacing w:before="0" w:after="0" w:line="240" w:lineRule="auto"/>
+      </w:pPr>
+      <w:r>
+        <w:rPr>
+          <w:sz w:val="2"/>
+        </w:rPr>
+      </w:r>
+    </w:p>
     <w:sectPr>
       <w:pgSz w:w="11906" w:h="16838"/>
-      <w:pgMar w:top="1440" w:right="1440" w:bottom="1440" w:left="1440" w:header="0" w:footer="0" w:gutter="0"/>
+      <w:pgMar w:top="864" w:right="1080" w:bottom="864" w:left="1080" w:header="0" w:footer="0" w:gutter="0"/>
       <w:cols w:space="720"/>
       <w:formProt w:val="0"/>
       <w:docGrid w:linePitch="360"/>
